--- a/word_reports/LP_0216_위치_346_Lawrence Welk_Golden Lawr.docx
+++ b/word_reports/LP_0216_위치_346_Lawrence Welk_Golden Lawr.docx
@@ -4,7 +4,7 @@
   <w:body>
     <w:p>
       <w:pPr>
-        <w:spacing w:after="280"/>
+        <w:spacing w:after="80"/>
       </w:pPr>
       <w:r>
         <w:rPr w:rFonts="맑은 고딕">
@@ -13,94 +13,47 @@
           <w:color w:val="1E3A8A"/>
           <w:sz w:val="30"/>
         </w:rPr>
-        <w:t>[346] Lawrence Welk - Golden Lawrence ... His Orchestra</w:t>
+        <w:t>Lawrence Welk (로렌스 웰크) - Golden Lawrence ... His Orchestra</w:t>
       </w:r>
     </w:p>
     <w:p>
       <w:pPr>
-        <w:spacing w:after="320"/>
+        <w:spacing w:after="240"/>
       </w:pPr>
       <w:r>
         <w:rPr w:rFonts="맑은 고딕">
           <w:rFonts w:ascii="맑은 고딕" w:hAnsi="맑은 고딕" w:eastAsia="맑은 고딕"/>
           <w:b/>
-          <w:sz w:val="20"/>
+          <w:color w:val="4B5563"/>
+          <w:sz w:val="22"/>
         </w:rPr>
-        <w:t>■ 위치 : 346</w:t>
-        <w:br/>
-      </w:r>
-      <w:r>
-        <w:rPr w:rFonts="맑은 고딕">
-          <w:rFonts w:ascii="맑은 고딕" w:hAnsi="맑은 고딕" w:eastAsia="맑은 고딕"/>
-          <w:b/>
-          <w:sz w:val="20"/>
-        </w:rPr>
-        <w:t>■ 아티스트 : Lawrence Welk</w:t>
-        <w:br/>
-      </w:r>
-      <w:r>
-        <w:rPr w:rFonts="맑은 고딕">
-          <w:rFonts w:ascii="맑은 고딕" w:hAnsi="맑은 고딕" w:eastAsia="맑은 고딕"/>
-          <w:b/>
-          <w:sz w:val="20"/>
-        </w:rPr>
-        <w:t>■ 앨범명 : Golden Lawrence ... His Orchestra</w:t>
-        <w:br/>
-      </w:r>
-      <w:r>
-        <w:rPr w:rFonts="맑은 고딕">
-          <w:rFonts w:ascii="맑은 고딕" w:hAnsi="맑은 고딕" w:eastAsia="맑은 고딕"/>
-          <w:b w:val="0"/>
-          <w:sz w:val="20"/>
-        </w:rPr>
-        <w:t>■ 음반 레이블 : Dot Records</w:t>
-        <w:br/>
-      </w:r>
-      <w:r>
-        <w:rPr w:rFonts="맑은 고딕">
-          <w:rFonts w:ascii="맑은 고딕" w:hAnsi="맑은 고딕" w:eastAsia="맑은 고딕"/>
-          <w:b w:val="0"/>
-          <w:sz w:val="20"/>
-        </w:rPr>
-        <w:t>■ 발매년도 : 1961</w:t>
-        <w:br/>
-      </w:r>
-      <w:r>
-        <w:rPr w:rFonts="맑은 고딕">
-          <w:rFonts w:ascii="맑은 고딕" w:hAnsi="맑은 고딕" w:eastAsia="맑은 고딕"/>
-          <w:b w:val="0"/>
-          <w:sz w:val="20"/>
-        </w:rPr>
-        <w:t>■ 장르 : 이지 리스닝 (Easy Listening), 샴페인 뮤직 (Champagne Music), 팝 오케스트라 (Pop Orchestra)</w:t>
-        <w:br/>
-      </w:r>
-      <w:r>
-        <w:rPr w:rFonts="맑은 고딕">
-          <w:rFonts w:ascii="맑은 고딕" w:hAnsi="맑은 고딕" w:eastAsia="맑은 고딕"/>
-          <w:b w:val="0"/>
-          <w:sz w:val="20"/>
-        </w:rPr>
-        <w:t>■ 주요 수록곡 : - Calcutta</w:t>
-        <w:br/>
+        <w:t>위치 :  346</w:t>
       </w:r>
     </w:p>
     <w:p>
       <w:pPr>
-        <w:spacing w:after="160"/>
+        <w:spacing w:line="324" w:lineRule="auto" w:before="80" w:after="160"/>
       </w:pPr>
       <w:r>
         <w:rPr w:rFonts="맑은 고딕">
           <w:rFonts w:ascii="맑은 고딕" w:hAnsi="맑은 고딕" w:eastAsia="맑은 고딕"/>
           <w:b/>
           <w:color w:val="1F2937"/>
-          <w:sz w:val="24"/>
+          <w:sz w:val="22"/>
         </w:rPr>
-        <w:t>■ 음반 해설 및 감상 가이드</w:t>
+        <w:t xml:space="preserve">[음반 소개] </w:t>
+      </w:r>
+      <w:r>
+        <w:rPr w:rFonts="맑은 고딕">
+          <w:rFonts w:ascii="맑은 고딕" w:hAnsi="맑은 고딕" w:eastAsia="맑은 고딕"/>
+          <w:b w:val="0"/>
+          <w:sz w:val="21"/>
+        </w:rPr>
       </w:r>
     </w:p>
     <w:p>
       <w:pPr>
-        <w:spacing w:line="312" w:lineRule="auto" w:after="120"/>
+        <w:spacing w:line="324" w:lineRule="auto" w:after="120"/>
       </w:pPr>
       <w:r>
         <w:rPr w:rFonts="맑은 고딕">
@@ -108,51 +61,516 @@
           <w:b w:val="0"/>
           <w:sz w:val="21"/>
         </w:rPr>
-        <w:t>미국 대중음악사와 방송 역사에서 '샴페인 뮤직(Champagne Music)'이라는 독창적인 영역을 구축한 로렌스 웰크(Lawrence Welk)의 정수를 담아낸 명음반입니다. 1950년대와 60년대 TV 프로그램을 통해 전 미주 대륙의 안방을 사로잡았던 로렌스 웰크와 그의 오케스트라는 특유의 쾌활하고 청량한 사운드로 당대 대중에게 따뜻한 위안을 선사했습니다. 본 음반은 그의 황금기를 빛낸 명곡들을 집대성하여, 20세기 중반 미국 미드센추리 팝 오케스트라의 정수를 품격 있게 보여줍니다.</w:t>
+        <w:t>로렌스 웰크와 그의 오케스트라가 빚어낸 맑고 청아한 ‘샴페인 뮤직’의 정수를 고스란히 담아낸 이 음반은, 격동의 시대를 따스하게 보듬었던 선율의 기념비적 기록입니다. 정교하게 조율된 브라스와 부드러운 스트링, 그리고 경쾌한 아코디언이 유려하게 교차하며 빚어내는 소리는 마치 은은하게 부서지는 황금빛 햇살처럼 리스너의 마음에 스며듭니다. 고단한 일상을 뒤로하고 온 가족이 턴테이블 앞에 둘러앉아 평온을 찾던 그 시절의 순수와 안식을 전하며, 대중 오케스트라 편곡의 정갈한 아름다움이 무엇인지를 깊은 울림으로 증명합니다.</w:t>
       </w:r>
     </w:p>
     <w:p>
       <w:pPr>
-        <w:spacing w:line="312" w:lineRule="auto" w:after="120"/>
+        <w:spacing w:line="324" w:lineRule="auto" w:before="200" w:after="80"/>
       </w:pPr>
+      <w:r>
+        <w:rPr w:rFonts="맑은 고딕">
+          <w:rFonts w:ascii="맑은 고딕" w:hAnsi="맑은 고딕" w:eastAsia="맑은 고딕"/>
+          <w:b/>
+          <w:color w:val="1E3A8A"/>
+          <w:sz w:val="24"/>
+        </w:rPr>
+        <w:t>1. 음반 데이터</w:t>
+      </w:r>
+    </w:p>
+    <w:p>
+      <w:pPr>
+        <w:spacing w:line="324" w:lineRule="auto" w:after="80"/>
+      </w:pPr>
+      <w:r>
+        <w:rPr w:rFonts="맑은 고딕">
+          <w:rFonts w:ascii="맑은 고딕" w:hAnsi="맑은 고딕" w:eastAsia="맑은 고딕"/>
+          <w:b w:val="0"/>
+          <w:color w:val="6B7280"/>
+          <w:sz w:val="21"/>
+        </w:rPr>
+        <w:t xml:space="preserve">· </w:t>
+      </w:r>
+      <w:r>
+        <w:rPr w:rFonts="맑은 고딕">
+          <w:rFonts w:ascii="맑은 고딕" w:hAnsi="맑은 고딕" w:eastAsia="맑은 고딕"/>
+          <w:b/>
+          <w:color w:val="1F2937"/>
+          <w:sz w:val="21"/>
+        </w:rPr>
+        <w:t xml:space="preserve">앨범명: </w:t>
+      </w:r>
       <w:r>
         <w:rPr w:rFonts="맑은 고딕">
           <w:rFonts w:ascii="맑은 고딕" w:hAnsi="맑은 고딕" w:eastAsia="맑은 고딕"/>
           <w:b w:val="0"/>
           <w:sz w:val="21"/>
         </w:rPr>
-        <w:t>음악적으로 이 앨범은 '샴페인 기포처럼 톡톡 튀고 경쾌한' 웰크 특유의 편곡 기법이 단연 돋보입니다. 화려하면서도 결코 과하지 않은 브라스(금관악기) 세션과 따스하게 감싸 안는 우드윈드(목관악기)의 조화, 그리고 절제된 리듬 파트는 듣는 이에게 완벽한 편안함과 유쾌함을 동시에 안겨줍니다. 각 악기 간의 정교한 밸런스와 명확한 멜로디 라인은 빅밴드 기반 이지 리스닝 음악이 도달할 수 있는 최상의 미학을 제시합니다.</w:t>
+        <w:t>Golden Lawrence ... His Orchestra</w:t>
       </w:r>
     </w:p>
     <w:p>
       <w:pPr>
-        <w:spacing w:line="312" w:lineRule="auto" w:after="120"/>
+        <w:spacing w:line="324" w:lineRule="auto" w:after="80"/>
       </w:pPr>
+      <w:r>
+        <w:rPr w:rFonts="맑은 고딕">
+          <w:rFonts w:ascii="맑은 고딕" w:hAnsi="맑은 고딕" w:eastAsia="맑은 고딕"/>
+          <w:b w:val="0"/>
+          <w:color w:val="6B7280"/>
+          <w:sz w:val="21"/>
+        </w:rPr>
+        <w:t xml:space="preserve">· </w:t>
+      </w:r>
+      <w:r>
+        <w:rPr w:rFonts="맑은 고딕">
+          <w:rFonts w:ascii="맑은 고딕" w:hAnsi="맑은 고딕" w:eastAsia="맑은 고딕"/>
+          <w:b/>
+          <w:color w:val="1F2937"/>
+          <w:sz w:val="21"/>
+        </w:rPr>
+        <w:t xml:space="preserve">아티스트: </w:t>
+      </w:r>
       <w:r>
         <w:rPr w:rFonts="맑은 고딕">
           <w:rFonts w:ascii="맑은 고딕" w:hAnsi="맑은 고딕" w:eastAsia="맑은 고딕"/>
           <w:b w:val="0"/>
           <w:sz w:val="21"/>
         </w:rPr>
-        <w:t>대표 수록곡 중 단연 눈길을 끄는 트랙은 1961년 빌보드 싱글 차트 1위를 기록하며 빌보드 역사상 최고령 1위 기록을 세우게 했던 'Calcutta'입니다. 하프시코드의 특이하고 경쾌한 음색과 손뼉 소리가 어우러진 이 곡은 음반 전체의 신선한 청량감을 대변합니다. 아울러 이국적이고 서정적인 'Yellow Bird'와 로렌스 웰크의 영원한 시그니처 시그널 송인 'Bubbles in the Wine' 등은 오케스트라가 지닌 폭넓은 스펙트럼과 대중적 감수성을 고스란히 증명해 줍니다.</w:t>
+        <w:t>Lawrence Welk (로렌스 웰크)</w:t>
       </w:r>
     </w:p>
     <w:p>
       <w:pPr>
-        <w:spacing w:line="312" w:lineRule="auto" w:after="120"/>
+        <w:spacing w:line="324" w:lineRule="auto" w:after="80"/>
       </w:pPr>
+      <w:r>
+        <w:rPr w:rFonts="맑은 고딕">
+          <w:rFonts w:ascii="맑은 고딕" w:hAnsi="맑은 고딕" w:eastAsia="맑은 고딕"/>
+          <w:b w:val="0"/>
+          <w:color w:val="6B7280"/>
+          <w:sz w:val="21"/>
+        </w:rPr>
+        <w:t xml:space="preserve">· </w:t>
+      </w:r>
+      <w:r>
+        <w:rPr w:rFonts="맑은 고딕">
+          <w:rFonts w:ascii="맑은 고딕" w:hAnsi="맑은 고딕" w:eastAsia="맑은 고딕"/>
+          <w:b/>
+          <w:color w:val="1F2937"/>
+          <w:sz w:val="21"/>
+        </w:rPr>
+        <w:t xml:space="preserve">발매 정보: </w:t>
+      </w:r>
       <w:r>
         <w:rPr w:rFonts="맑은 고딕">
           <w:rFonts w:ascii="맑은 고딕" w:hAnsi="맑은 고딕" w:eastAsia="맑은 고딕"/>
           <w:b w:val="0"/>
           <w:sz w:val="21"/>
         </w:rPr>
-        <w:t>아날로그 LP 스피커를 통해 흐르는 본 음반의 사운드는 정갈하면서도 풍부한 공간감을 선사합니다. 세련된 메인 테마의 악기 배치와 정성스러운 연주는 클래식 팝이 선사하는 아늑한 향수를 자극하기에 부족함이 없습니다. 중후하면서도 품격 있는 이지 리스닝의 정수를 원하거나, 1960년대 미국 대중음악의 가장 풍요롭고 단아했던 순간을 음미하고자 하는 음악 애호가에게 선율의 기쁨을 안겨줄 명반입니다.</w:t>
+        <w:t>1960년대 로렌스 웰크의 음악적 전성기를 이끌던 닷 레코드(Dot Records) 시절의 대표적인 명연을 집대성한 음반으로, 우아하고 대중적인 이지 리스닝(Easy Listening) 빅밴드 사운드의 진수를 고음질 바이닐로 만날 수 있도록 기획된 역사적 명반입니다.</w:t>
+      </w:r>
+    </w:p>
+    <w:p>
+      <w:pPr>
+        <w:spacing w:line="324" w:lineRule="auto" w:after="80"/>
+      </w:pPr>
+      <w:r>
+        <w:rPr w:rFonts="맑은 고딕">
+          <w:rFonts w:ascii="맑은 고딕" w:hAnsi="맑은 고딕" w:eastAsia="맑은 고딕"/>
+          <w:b w:val="0"/>
+          <w:color w:val="6B7280"/>
+          <w:sz w:val="21"/>
+        </w:rPr>
+        <w:t xml:space="preserve">· </w:t>
+      </w:r>
+      <w:r>
+        <w:rPr w:rFonts="맑은 고딕">
+          <w:rFonts w:ascii="맑은 고딕" w:hAnsi="맑은 고딕" w:eastAsia="맑은 고딕"/>
+          <w:b/>
+          <w:color w:val="1F2937"/>
+          <w:sz w:val="21"/>
+        </w:rPr>
+        <w:t xml:space="preserve">LP 인기도(판매량): </w:t>
+      </w:r>
+      <w:r>
+        <w:rPr w:rFonts="맑은 고딕">
+          <w:rFonts w:ascii="맑은 고딕" w:hAnsi="맑은 고딕" w:eastAsia="맑은 고딕"/>
+          <w:b w:val="0"/>
+          <w:sz w:val="21"/>
+        </w:rPr>
+        <w:t>장수 TV 프로그램이었던 《The Lawrence Welk Show》의 폭발적인 대중적 인기에 힘입어 발매 당시 빌보드 앨범 차트 상위권에 랭크되었으며, 전미 가정의 필수 소장반으로 자리 잡으며 수십만 장 이상의 판매고를 올린 스테디셀러입니다.</w:t>
+      </w:r>
+    </w:p>
+    <w:p>
+      <w:pPr>
+        <w:spacing w:line="324" w:lineRule="auto" w:after="80"/>
+      </w:pPr>
+      <w:r>
+        <w:rPr w:rFonts="맑은 고딕">
+          <w:rFonts w:ascii="맑은 고딕" w:hAnsi="맑은 고딕" w:eastAsia="맑은 고딕"/>
+          <w:b w:val="0"/>
+          <w:color w:val="6B7280"/>
+          <w:sz w:val="21"/>
+        </w:rPr>
+        <w:t xml:space="preserve">· </w:t>
+      </w:r>
+      <w:r>
+        <w:rPr w:rFonts="맑은 고딕">
+          <w:rFonts w:ascii="맑은 고딕" w:hAnsi="맑은 고딕" w:eastAsia="맑은 고딕"/>
+          <w:b/>
+          <w:color w:val="1F2937"/>
+          <w:sz w:val="21"/>
+        </w:rPr>
+        <w:t xml:space="preserve">각종 수상경력: </w:t>
+      </w:r>
+      <w:r>
+        <w:rPr w:rFonts="맑은 고딕">
+          <w:rFonts w:ascii="맑은 고딕" w:hAnsi="맑은 고딕" w:eastAsia="맑은 고딕"/>
+          <w:b w:val="0"/>
+          <w:sz w:val="21"/>
+        </w:rPr>
+        <w:t>그래미 어워드 노미네이트와 할리우드 명예의 전당 헌액(라디오 및 방송 부문)에 빛나는 로렌스 웰크의 거장다운 면모를 여실히 보여주며, 정통 팝 편곡과 대중적 관현악의 모범이라는 평단의 확고한 찬사를 받았습니다.</w:t>
+      </w:r>
+    </w:p>
+    <w:p>
+      <w:pPr>
+        <w:spacing w:line="324" w:lineRule="auto" w:before="200" w:after="80"/>
+      </w:pPr>
+      <w:r>
+        <w:rPr w:rFonts="맑은 고딕">
+          <w:rFonts w:ascii="맑은 고딕" w:hAnsi="맑은 고딕" w:eastAsia="맑은 고딕"/>
+          <w:b/>
+          <w:color w:val="1E3A8A"/>
+          <w:sz w:val="24"/>
+        </w:rPr>
+        <w:t>2. 아티스트 정보</w:t>
+      </w:r>
+    </w:p>
+    <w:p>
+      <w:pPr>
+        <w:spacing w:line="324" w:lineRule="auto" w:after="80"/>
+      </w:pPr>
+      <w:r>
+        <w:rPr w:rFonts="맑은 고딕">
+          <w:rFonts w:ascii="맑은 고딕" w:hAnsi="맑은 고딕" w:eastAsia="맑은 고딕"/>
+          <w:b w:val="0"/>
+          <w:color w:val="6B7280"/>
+          <w:sz w:val="21"/>
+        </w:rPr>
+        <w:t xml:space="preserve">· </w:t>
+      </w:r>
+      <w:r>
+        <w:rPr w:rFonts="맑은 고딕">
+          <w:rFonts w:ascii="맑은 고딕" w:hAnsi="맑은 고딕" w:eastAsia="맑은 고딕"/>
+          <w:b/>
+          <w:color w:val="1F2937"/>
+          <w:sz w:val="21"/>
+        </w:rPr>
+        <w:t xml:space="preserve">국적: </w:t>
+      </w:r>
+      <w:r>
+        <w:rPr w:rFonts="맑은 고딕">
+          <w:rFonts w:ascii="맑은 고딕" w:hAnsi="맑은 고딕" w:eastAsia="맑은 고딕"/>
+          <w:b w:val="0"/>
+          <w:sz w:val="21"/>
+        </w:rPr>
+        <w:t>미국 (USA)</w:t>
+      </w:r>
+    </w:p>
+    <w:p>
+      <w:pPr>
+        <w:spacing w:line="324" w:lineRule="auto" w:after="80"/>
+      </w:pPr>
+      <w:r>
+        <w:rPr w:rFonts="맑은 고딕">
+          <w:rFonts w:ascii="맑은 고딕" w:hAnsi="맑은 고딕" w:eastAsia="맑은 고딕"/>
+          <w:b w:val="0"/>
+          <w:color w:val="6B7280"/>
+          <w:sz w:val="21"/>
+        </w:rPr>
+        <w:t xml:space="preserve">· </w:t>
+      </w:r>
+      <w:r>
+        <w:rPr w:rFonts="맑은 고딕">
+          <w:rFonts w:ascii="맑은 고딕" w:hAnsi="맑은 고딕" w:eastAsia="맑은 고딕"/>
+          <w:b/>
+          <w:color w:val="1F2937"/>
+          <w:sz w:val="21"/>
+        </w:rPr>
+        <w:t xml:space="preserve">생몰년도: </w:t>
+      </w:r>
+      <w:r>
+        <w:rPr w:rFonts="맑은 고딕">
+          <w:rFonts w:ascii="맑은 고딕" w:hAnsi="맑은 고딕" w:eastAsia="맑은 고딕"/>
+          <w:b w:val="0"/>
+          <w:sz w:val="21"/>
+        </w:rPr>
+        <w:t>1903년 3월 11일 ~ 1992년 5월 17일</w:t>
+      </w:r>
+    </w:p>
+    <w:p>
+      <w:pPr>
+        <w:spacing w:line="324" w:lineRule="auto" w:after="80"/>
+      </w:pPr>
+      <w:r>
+        <w:rPr w:rFonts="맑은 고딕">
+          <w:rFonts w:ascii="맑은 고딕" w:hAnsi="맑은 고딕" w:eastAsia="맑은 고딕"/>
+          <w:b w:val="0"/>
+          <w:color w:val="6B7280"/>
+          <w:sz w:val="21"/>
+        </w:rPr>
+        <w:t xml:space="preserve">· </w:t>
+      </w:r>
+      <w:r>
+        <w:rPr w:rFonts="맑은 고딕">
+          <w:rFonts w:ascii="맑은 고딕" w:hAnsi="맑은 고딕" w:eastAsia="맑은 고딕"/>
+          <w:b/>
+          <w:color w:val="1F2937"/>
+          <w:sz w:val="21"/>
+        </w:rPr>
+        <w:t xml:space="preserve">그룹 소속: </w:t>
+      </w:r>
+      <w:r>
+        <w:rPr w:rFonts="맑은 고딕">
+          <w:rFonts w:ascii="맑은 고딕" w:hAnsi="맑은 고딕" w:eastAsia="맑은 고딕"/>
+          <w:b w:val="0"/>
+          <w:sz w:val="21"/>
+        </w:rPr>
+        <w:t>Lawrence Welk and His Orchestra (오케스트라 리더 / 밴드마스터)</w:t>
+      </w:r>
+    </w:p>
+    <w:p>
+      <w:pPr>
+        <w:spacing w:line="324" w:lineRule="auto" w:after="80"/>
+      </w:pPr>
+      <w:r>
+        <w:rPr w:rFonts="맑은 고딕">
+          <w:rFonts w:ascii="맑은 고딕" w:hAnsi="맑은 고딕" w:eastAsia="맑은 고딕"/>
+          <w:b w:val="0"/>
+          <w:color w:val="6B7280"/>
+          <w:sz w:val="21"/>
+        </w:rPr>
+        <w:t xml:space="preserve">· </w:t>
+      </w:r>
+      <w:r>
+        <w:rPr w:rFonts="맑은 고딕">
+          <w:rFonts w:ascii="맑은 고딕" w:hAnsi="맑은 고딕" w:eastAsia="맑은 고딕"/>
+          <w:b/>
+          <w:color w:val="1F2937"/>
+          <w:sz w:val="21"/>
+        </w:rPr>
+        <w:t xml:space="preserve">아티스트 소개: </w:t>
+      </w:r>
+      <w:r>
+        <w:rPr w:rFonts="맑은 고딕">
+          <w:rFonts w:ascii="맑은 고딕" w:hAnsi="맑은 고딕" w:eastAsia="맑은 고딕"/>
+          <w:b w:val="0"/>
+          <w:sz w:val="21"/>
+        </w:rPr>
+        <w:t>로렌스 웰크는 아코디언 연주자이자 탁월한 밴드마스터로, 톡톡 튀는 샴페인의 기포처럼 밝고 경쾌한 이른바 ‘샴페인 뮤직(Champagne Music)’이라는 독창적인 양식을 확립한 인물입니다. 30년이 넘는 세월 동안 안방극장을 통해 정통 스탠더드 팝과 스윙, 감미로운 관현악을 전파하며 20세기 미국 대중음악사에서 가장 대중적이고 친근한 마에스트로로 확고히 자리 잡았습니다.</w:t>
+      </w:r>
+    </w:p>
+    <w:p>
+      <w:pPr>
+        <w:spacing w:line="324" w:lineRule="auto" w:before="200" w:after="80"/>
+      </w:pPr>
+      <w:r>
+        <w:rPr w:rFonts="맑은 고딕">
+          <w:rFonts w:ascii="맑은 고딕" w:hAnsi="맑은 고딕" w:eastAsia="맑은 고딕"/>
+          <w:b/>
+          <w:color w:val="1E3A8A"/>
+          <w:sz w:val="24"/>
+        </w:rPr>
+        <w:t>3. 음반 상세 분석</w:t>
+      </w:r>
+    </w:p>
+    <w:p>
+      <w:pPr>
+        <w:spacing w:line="324" w:lineRule="auto" w:after="80"/>
+      </w:pPr>
+      <w:r>
+        <w:rPr w:rFonts="맑은 고딕">
+          <w:rFonts w:ascii="맑은 고딕" w:hAnsi="맑은 고딕" w:eastAsia="맑은 고딕"/>
+          <w:b w:val="0"/>
+          <w:color w:val="6B7280"/>
+          <w:sz w:val="21"/>
+        </w:rPr>
+        <w:t xml:space="preserve">· </w:t>
+      </w:r>
+      <w:r>
+        <w:rPr w:rFonts="맑은 고딕">
+          <w:rFonts w:ascii="맑은 고딕" w:hAnsi="맑은 고딕" w:eastAsia="맑은 고딕"/>
+          <w:b/>
+          <w:color w:val="1F2937"/>
+          <w:sz w:val="21"/>
+        </w:rPr>
+        <w:t xml:space="preserve">역사적 위치: </w:t>
+      </w:r>
+      <w:r>
+        <w:rPr w:rFonts="맑은 고딕">
+          <w:rFonts w:ascii="맑은 고딕" w:hAnsi="맑은 고딕" w:eastAsia="맑은 고딕"/>
+          <w:b w:val="0"/>
+          <w:sz w:val="21"/>
+        </w:rPr>
+        <w:t>로큰롤과 사이키델릭 사운드가 태동하던 격변의 음악사적 흐름 속에서도, 정통 멜로디의 품격과 완벽한 앙상블의 가치를 꿋꿋이 지켜낸 이지 리스닝 오케스트라의 정점입니다. 과도한 기교 대신 명징한 멜로디와 단정한 화성을 전면에 내세워, 클래식의 기품과 팝의 대중성을 가장 이상적으로 결합해 낸 완성도 높은 수작입니다.</w:t>
+      </w:r>
+    </w:p>
+    <w:p>
+      <w:pPr>
+        <w:spacing w:line="324" w:lineRule="auto" w:after="80"/>
+      </w:pPr>
+      <w:r>
+        <w:rPr w:rFonts="맑은 고딕">
+          <w:rFonts w:ascii="맑은 고딕" w:hAnsi="맑은 고딕" w:eastAsia="맑은 고딕"/>
+          <w:b w:val="0"/>
+          <w:color w:val="6B7280"/>
+          <w:sz w:val="21"/>
+        </w:rPr>
+        <w:t xml:space="preserve">· </w:t>
+      </w:r>
+      <w:r>
+        <w:rPr w:rFonts="맑은 고딕">
+          <w:rFonts w:ascii="맑은 고딕" w:hAnsi="맑은 고딕" w:eastAsia="맑은 고딕"/>
+          <w:b/>
+          <w:color w:val="1F2937"/>
+          <w:sz w:val="21"/>
+        </w:rPr>
+        <w:t xml:space="preserve">시대의 흔적(스토리텔링): </w:t>
+      </w:r>
+      <w:r>
+        <w:rPr w:rFonts="맑은 고딕">
+          <w:rFonts w:ascii="맑은 고딕" w:hAnsi="맑은 고딕" w:eastAsia="맑은 고딕"/>
+          <w:b w:val="0"/>
+          <w:sz w:val="21"/>
+        </w:rPr>
+        <w:t>1950~60년대 미국 사회가 구가했던 풍요로움과 가족 중심의 따뜻한 정서가 진하게 배어 있습니다. 주말 저녁이면 남녀노소 할 것 없이 거실에 모여 경쾌한 지휘에 맞추어 미소 짓던 소박한 시대의 공기와, 볼룸 댄스홀을 은은하게 채우던 낭만적 설렘이 그루브 사이마다 아련하게 아로새겨져 있습니다.</w:t>
+      </w:r>
+    </w:p>
+    <w:p>
+      <w:pPr>
+        <w:spacing w:line="324" w:lineRule="auto" w:before="200" w:after="80"/>
+      </w:pPr>
+      <w:r>
+        <w:rPr w:rFonts="맑은 고딕">
+          <w:rFonts w:ascii="맑은 고딕" w:hAnsi="맑은 고딕" w:eastAsia="맑은 고딕"/>
+          <w:b/>
+          <w:color w:val="1E3A8A"/>
+          <w:sz w:val="24"/>
+        </w:rPr>
+        <w:t>4. 주요 수록곡 및 감상 제언</w:t>
+      </w:r>
+    </w:p>
+    <w:p>
+      <w:pPr>
+        <w:spacing w:line="324" w:lineRule="auto" w:after="80"/>
+      </w:pPr>
+      <w:r>
+        <w:rPr w:rFonts="맑은 고딕">
+          <w:rFonts w:ascii="맑은 고딕" w:hAnsi="맑은 고딕" w:eastAsia="맑은 고딕"/>
+          <w:b w:val="0"/>
+          <w:color w:val="6B7280"/>
+          <w:sz w:val="21"/>
+        </w:rPr>
+        <w:t xml:space="preserve">· </w:t>
+      </w:r>
+      <w:r>
+        <w:rPr w:rFonts="맑은 고딕">
+          <w:rFonts w:ascii="맑은 고딕" w:hAnsi="맑은 고딕" w:eastAsia="맑은 고딕"/>
+          <w:b/>
+          <w:color w:val="1F2937"/>
+          <w:sz w:val="21"/>
+        </w:rPr>
+        <w:t xml:space="preserve">주요 수록곡 특징: </w:t>
+      </w:r>
+      <w:r>
+        <w:rPr w:rFonts="맑은 고딕">
+          <w:rFonts w:ascii="맑은 고딕" w:hAnsi="맑은 고딕" w:eastAsia="맑은 고딕"/>
+          <w:b w:val="0"/>
+          <w:sz w:val="21"/>
+        </w:rPr>
+        <w:t>하프시코드와 관악기의 산뜻한 조화로 전미를 사로잡았던 로렌스 웰크의 대표 넘버 'Calcutta'를 비롯하여, 남국의 서정을 우아한 스트링으로 풀어낸 'Yellow Bird' 등 친숙한 스탠더드 멜로디들이 수록되어 있습니다. 탄력 있는 리듬 섹션 위에 얹힌 부드러운 브라스와 맑은 아코디언의 독주는 감상자의 마음에 맑고 청량한 휴식을 선물합니다.</w:t>
+      </w:r>
+    </w:p>
+    <w:p>
+      <w:pPr>
+        <w:spacing w:line="324" w:lineRule="auto" w:after="80"/>
+      </w:pPr>
+      <w:r>
+        <w:rPr w:rFonts="맑은 고딕">
+          <w:rFonts w:ascii="맑은 고딕" w:hAnsi="맑은 고딕" w:eastAsia="맑은 고딕"/>
+          <w:b w:val="0"/>
+          <w:color w:val="6B7280"/>
+          <w:sz w:val="21"/>
+        </w:rPr>
+        <w:t xml:space="preserve">· </w:t>
+      </w:r>
+      <w:r>
+        <w:rPr w:rFonts="맑은 고딕">
+          <w:rFonts w:ascii="맑은 고딕" w:hAnsi="맑은 고딕" w:eastAsia="맑은 고딕"/>
+          <w:b/>
+          <w:color w:val="1F2937"/>
+          <w:sz w:val="21"/>
+        </w:rPr>
+        <w:t xml:space="preserve">빈티지 감상 제언: </w:t>
+      </w:r>
+      <w:r>
+        <w:rPr w:rFonts="맑은 고딕">
+          <w:rFonts w:ascii="맑은 고딕" w:hAnsi="맑은 고딕" w:eastAsia="맑은 고딕"/>
+          <w:b w:val="0"/>
+          <w:sz w:val="21"/>
+        </w:rPr>
+        <w:t>진공관 앰프의 온기 어린 질감과 턴테이블의 아날로그 카트리지가 만났을 때 이 음반의 매력은 극대화됩니다. 관악기의 날카로움은 부드러운 벨벳처럼 순화되고, 현악기의 풍성한 잔향과 공간감이 입체적으로 펼쳐져 마치 1960년대 우아한 호텔 라운지 한가운데에서 라이브 연주를 마주하는 듯한 환상적인 사운드 스테이지를 선사합니다.</w:t>
+      </w:r>
+    </w:p>
+    <w:p>
+      <w:pPr>
+        <w:spacing w:line="324" w:lineRule="auto" w:after="80"/>
+      </w:pPr>
+      <w:r>
+        <w:rPr w:rFonts="맑은 고딕">
+          <w:rFonts w:ascii="맑은 고딕" w:hAnsi="맑은 고딕" w:eastAsia="맑은 고딕"/>
+          <w:b w:val="0"/>
+          <w:color w:val="6B7280"/>
+          <w:sz w:val="21"/>
+        </w:rPr>
+        <w:t xml:space="preserve">· </w:t>
+      </w:r>
+      <w:r>
+        <w:rPr w:rFonts="맑은 고딕">
+          <w:rFonts w:ascii="맑은 고딕" w:hAnsi="맑은 고딕" w:eastAsia="맑은 고딕"/>
+          <w:b/>
+          <w:color w:val="1F2937"/>
+          <w:sz w:val="21"/>
+        </w:rPr>
+        <w:t xml:space="preserve">소장 가치: </w:t>
+      </w:r>
+      <w:r>
+        <w:rPr w:rFonts="맑은 고딕">
+          <w:rFonts w:ascii="맑은 고딕" w:hAnsi="맑은 고딕" w:eastAsia="맑은 고딕"/>
+          <w:b w:val="0"/>
+          <w:sz w:val="21"/>
+        </w:rPr>
+        <w:t>현대의 디지털 음원에서는 결코 흉내 낼 수 없는 빅밴드 오케스트라의 숨결과 따스한 시대적 온기가 박제된 음향 사료입니다. 팝과 클래식의 경계에서 편안하면서도 기품 있는 감상을 추구하는 애호가라면 반드시 서재의 LP 랙에 꽂아두어야 할 가치 있는 명반입니다.</w:t>
+      </w:r>
+    </w:p>
+    <w:p>
+      <w:pPr>
+        <w:spacing w:line="324" w:lineRule="auto" w:after="120" w:before="160"/>
+      </w:pPr>
+      <w:r>
+        <w:rPr w:rFonts="맑은 고딕">
+          <w:rFonts w:ascii="맑은 고딕" w:hAnsi="맑은 고딕" w:eastAsia="맑은 고딕"/>
+          <w:b/>
+          <w:color w:val="4338CA"/>
+          <w:sz w:val="21"/>
+        </w:rPr>
+        <w:t>이 음반을 통해 반세기를 건너온 황금빛 선율이 가슴 한구석에 조용히 피워 올리는 순수한 미소와 전해주는 감동을 다시 한번 경험해 보시는 것은 어떨까요?</w:t>
       </w:r>
     </w:p>
     <w:sectPr>
       <w:pgSz w:w="12240" w:h="15840"/>
-      <w:pgMar w:top="1440" w:right="1440" w:bottom="1440" w:left="1440" w:header="720" w:footer="720" w:gutter="0"/>
+      <w:pgMar w:top="1152" w:right="1296" w:bottom="1152" w:left="1296" w:header="720" w:footer="720" w:gutter="0"/>
       <w:cols w:space="720"/>
       <w:docGrid w:linePitch="360"/>
     </w:sectPr>

--- a/word_reports/LP_0216_위치_346_Lawrence Welk_Golden Lawr.docx
+++ b/word_reports/LP_0216_위치_346_Lawrence Welk_Golden Lawr.docx
@@ -32,7 +32,7 @@
     </w:p>
     <w:p>
       <w:pPr>
-        <w:spacing w:line="324" w:lineRule="auto" w:before="80" w:after="160"/>
+        <w:spacing w:line="324" w:lineRule="auto" w:before="80" w:after="120"/>
       </w:pPr>
       <w:r>
         <w:rPr w:rFonts="맑은 고딕">
@@ -42,13 +42,6 @@
           <w:sz w:val="22"/>
         </w:rPr>
         <w:t xml:space="preserve">[음반 소개] </w:t>
-      </w:r>
-      <w:r>
-        <w:rPr w:rFonts="맑은 고딕">
-          <w:rFonts w:ascii="맑은 고딕" w:hAnsi="맑은 고딕" w:eastAsia="맑은 고딕"/>
-          <w:b w:val="0"/>
-          <w:sz w:val="21"/>
-        </w:rPr>
       </w:r>
     </w:p>
     <w:p>
@@ -61,7 +54,33 @@
           <w:b w:val="0"/>
           <w:sz w:val="21"/>
         </w:rPr>
-        <w:t>로렌스 웰크와 그의 오케스트라가 빚어낸 맑고 청아한 ‘샴페인 뮤직’의 정수를 고스란히 담아낸 이 음반은, 격동의 시대를 따스하게 보듬었던 선율의 기념비적 기록입니다. 정교하게 조율된 브라스와 부드러운 스트링, 그리고 경쾌한 아코디언이 유려하게 교차하며 빚어내는 소리는 마치 은은하게 부서지는 황금빛 햇살처럼 리스너의 마음에 스며듭니다. 고단한 일상을 뒤로하고 온 가족이 턴테이블 앞에 둘러앉아 평온을 찾던 그 시절의 순수와 안식을 전하며, 대중 오케스트라 편곡의 정갈한 아름다움이 무엇인지를 깊은 울림으로 증명합니다.</w:t>
+        <w:t>20세기 중반, 거대한 전후(戰後)의 상흔을 딛고 눈부신 경제적 번영을 구가하던 미국 사회의 거실에는 언제나 탄산 기포처럼 맑고 경쾌한 선율이 흐르고 있었습니다. 그 중심에 서 있던 인물이 바로 '샴페인 뮤직(Champagne Music)'이라는 독보적인 음악적 브랜드를 창조해 낸 마에스트로 로렌스 웰크입니다. 본 작 『Golden Lawrence ... His Orchestra』는 그가 이끄는 전설적인 오케스트라의 가장 찬란했던 전성기 음악적 궤적을 하나의 정제된 결정체로 엮어낸 기념비적 명반입니다. 화려하면서도 결코 과하지 않은 절제미, 가슴 속 응어리를 일순간에 씻어 내리는 듯한 청량한 사운드는 팍팍한 시대를 살아가던 대중의 영혼을 감싸 안는 가장 따스하고 다정한 헌사였습니다.</w:t>
+      </w:r>
+    </w:p>
+    <w:p>
+      <w:pPr>
+        <w:spacing w:line="324" w:lineRule="auto" w:after="120"/>
+      </w:pPr>
+      <w:r>
+        <w:rPr w:rFonts="맑은 고딕">
+          <w:rFonts w:ascii="맑은 고딕" w:hAnsi="맑은 고딕" w:eastAsia="맑은 고딕"/>
+          <w:b w:val="0"/>
+          <w:sz w:val="21"/>
+        </w:rPr>
+        <w:t>로렌스 웰크가 반세기 넘게 지켜온 예술적 철학은 명료했습니다. 음악이란 소수의 비평가를 위한 난해한 지적 유희가 아니라, 온 가족이 식탁과 거실에 둘러앉아 미소를 나누고 춤을 출 수 있는 '삶의 안식처'여야 한다는 신념이었습니다. 그의 지휘 아래 일사불란하게 움직이는 브라스 섹션의 부드러운 하모니, 물방울이 튀어 오르듯 맑게 울려 퍼지는 아코디언과 건반의 아르페지오, 그리고 완벽한 템포 감각으로 박동하는 리듬 섹션은 정통 빅밴드 스윙의 격조와 파퓰러 이지리스닝의 대중성을 완벽한 균형점으로 끌어올렸습니다. 이는 상업적 성공을 넘어 당대 미국 중산층의 정서적 유대와 가족주의적 가치를 복원해 낸 하나의 거대한 문화적 현상이었습니다.</w:t>
+      </w:r>
+    </w:p>
+    <w:p>
+      <w:pPr>
+        <w:spacing w:line="324" w:lineRule="auto" w:after="120"/>
+      </w:pPr>
+      <w:r>
+        <w:rPr w:rFonts="맑은 고딕">
+          <w:rFonts w:ascii="맑은 고딕" w:hAnsi="맑은 고딕" w:eastAsia="맑은 고딕"/>
+          <w:b w:val="0"/>
+          <w:sz w:val="21"/>
+        </w:rPr>
+        <w:t>세월이 흘러 유행의 조류는 수없이 뒤바뀌고 거친 전자음이 시대를 지배하게 되었지만, 턴테이블의 바늘 끝을 타고 피어오르는 로렌스 웰크 오케스트라의 울림은 여전히 바래지 않는 서정의 미학을 증명합니다. 그것은 지나간 황금시대에 대한 단순한 복고풍 노스탤지어가 아닌, 인간의 마음을 가장 순수하게 정화해 주던 멜로디 본연의 힘이자 우아한 클래시시즘입니다. 이 음반은 반세기가 지난 오늘날에도 여전히 회색빛 일상에 청량한 탄산의 생기를 불어넣으며, 듣는 이로 하여금 영원히 늙지 않는 순수한 낭만의 세계로 걸어 들어가게 만드는 마법을 발휘하고 있습니다.</w:t>
       </w:r>
     </w:p>
     <w:p>
@@ -168,7 +187,7 @@
           <w:b w:val="0"/>
           <w:sz w:val="21"/>
         </w:rPr>
-        <w:t>1960년대 로렌스 웰크의 음악적 전성기를 이끌던 닷 레코드(Dot Records) 시절의 대표적인 명연을 집대성한 음반으로, 우아하고 대중적인 이지 리스닝(Easy Listening) 빅밴드 사운드의 진수를 고음질 바이닐로 만날 수 있도록 기획된 역사적 명반입니다.</w:t>
+        <w:t>1960년대 초중반, 로렌스 웰크가 이끄는 오케스트라가 닷 레코드(Dot Records) 시절 남긴 수많은 황금기 레퍼토리 중 가장 대중적인 사랑을 받은 정수만을 엄선하여 기획·발매한 정규 베스트 성격의 스페셜 프레싱 음반입니다.</w:t>
       </w:r>
     </w:p>
     <w:p>
@@ -199,7 +218,7 @@
           <w:b w:val="0"/>
           <w:sz w:val="21"/>
         </w:rPr>
-        <w:t>장수 TV 프로그램이었던 《The Lawrence Welk Show》의 폭발적인 대중적 인기에 힘입어 발매 당시 빌보드 앨범 차트 상위권에 랭크되었으며, 전미 가정의 필수 소장반으로 자리 잡으며 수십만 장 이상의 판매고를 올린 스테디셀러입니다.</w:t>
+        <w:t>발매 직후 빌보드 앨범 차트 상위권에 랭크되었으며, TV 쇼의 폭발적인 인기에 힘입어 전미 수십만 장 이상의 판매고를 올리며 골드 레코드에 필적하는 롱셀러를 기록했습니다.</w:t>
       </w:r>
     </w:p>
     <w:p>
@@ -230,7 +249,7 @@
           <w:b w:val="0"/>
           <w:sz w:val="21"/>
         </w:rPr>
-        <w:t>그래미 어워드 노미네이트와 할리우드 명예의 전당 헌액(라디오 및 방송 부문)에 빛나는 로렌스 웰크의 거장다운 면모를 여실히 보여주며, 정통 팝 편곡과 대중적 관현악의 모범이라는 평단의 확고한 찬사를 받았습니다.</w:t>
+        <w:t>로렌스 웰크는 다수의 그래미 어워드 노미네이트는 물론, 텔레비전 및 음악 산업에 기여한 공로로 할리우드 명예의 전당(Hollywood Walk of Fame)에 헌액되며 대중음악계의 살아있는 전설로 공인받았습니다.</w:t>
       </w:r>
     </w:p>
     <w:p>
@@ -275,7 +294,7 @@
           <w:b w:val="0"/>
           <w:sz w:val="21"/>
         </w:rPr>
-        <w:t>미국 (USA)</w:t>
+        <w:t>미국</w:t>
       </w:r>
     </w:p>
     <w:p>
@@ -337,7 +356,7 @@
           <w:b w:val="0"/>
           <w:sz w:val="21"/>
         </w:rPr>
-        <w:t>Lawrence Welk and His Orchestra (오케스트라 리더 / 밴드마스터)</w:t>
+        <w:t>로렌스 웰크 오케스트라 (Lawrence Welk and His Orchestra / 지휘자, 밴드리더, 아코디언 연주자)</w:t>
       </w:r>
     </w:p>
     <w:p>
@@ -368,7 +387,7 @@
           <w:b w:val="0"/>
           <w:sz w:val="21"/>
         </w:rPr>
-        <w:t>로렌스 웰크는 아코디언 연주자이자 탁월한 밴드마스터로, 톡톡 튀는 샴페인의 기포처럼 밝고 경쾌한 이른바 ‘샴페인 뮤직(Champagne Music)’이라는 독창적인 양식을 확립한 인물입니다. 30년이 넘는 세월 동안 안방극장을 통해 정통 스탠더드 팝과 스윙, 감미로운 관현악을 전파하며 20세기 미국 대중음악사에서 가장 대중적이고 친근한 마에스트로로 확고히 자리 잡았습니다.</w:t>
+        <w:t>샴페인의 기포처럼 톡톡 튀고 우아한 '샴페인 뮤직'의 창시자이자, 30년 넘게 자신의 이름을 내건 TV 쇼를 진행하며 미국 대중문화의 최정점에 섰던 밴드리더입니다. 정통 스윙 빅밴드와 이지리스닝 오케스트레이션을 결합하여 온 세대가 공감할 수 있는 정갈하고 품격 있는 파퓰러 사운드를 구축한 거장입니다.</w:t>
       </w:r>
     </w:p>
     <w:p>
@@ -413,7 +432,7 @@
           <w:b w:val="0"/>
           <w:sz w:val="21"/>
         </w:rPr>
-        <w:t>로큰롤과 사이키델릭 사운드가 태동하던 격변의 음악사적 흐름 속에서도, 정통 멜로디의 품격과 완벽한 앙상블의 가치를 꿋꿋이 지켜낸 이지 리스닝 오케스트라의 정점입니다. 과도한 기교 대신 명징한 멜로디와 단정한 화성을 전면에 내세워, 클래식의 기품과 팝의 대중성을 가장 이상적으로 결합해 낸 완성도 높은 수작입니다.</w:t>
+        <w:t>로큰롤의 광풍이 휘몰아치던 1960년대에 전통적 오케스트라 팝과 정통 스탠더드의 미학을 수호해 낸 음악사적 방파제 역할을 한 앨범입니다. 정교한 편곡과 완벽한 앙상블은 훗날 무드 음악 및 현대 이지리스닝 장르의 교과서적인 완성도를 제시했습니다.</w:t>
       </w:r>
     </w:p>
     <w:p>
@@ -444,7 +463,7 @@
           <w:b w:val="0"/>
           <w:sz w:val="21"/>
         </w:rPr>
-        <w:t>1950~60년대 미국 사회가 구가했던 풍요로움과 가족 중심의 따뜻한 정서가 진하게 배어 있습니다. 주말 저녁이면 남녀노소 할 것 없이 거실에 모여 경쾌한 지휘에 맞추어 미소 짓던 소박한 시대의 공기와, 볼룸 댄스홀을 은은하게 채우던 낭만적 설렘이 그루브 사이마다 아련하게 아로새겨져 있습니다.</w:t>
+        <w:t>주말 저녁이면 온 가족이 흑백 TV 앞에 모여 앉아 그의 지휘에 맞춰 미소를 짓던 1950~60년대 아메리칸드림의 평화로운 거실 풍경이 그대로 투영되어 있습니다. 불안과 격변의 시대를 견디던 대중에게 무해하고 순수한 위로를 건네던 당대 사회의 따스한 공기가 음반 곳곳에 아로새겨져 있습니다.</w:t>
       </w:r>
     </w:p>
     <w:p>
@@ -489,7 +508,7 @@
           <w:b w:val="0"/>
           <w:sz w:val="21"/>
         </w:rPr>
-        <w:t>하프시코드와 관악기의 산뜻한 조화로 전미를 사로잡았던 로렌스 웰크의 대표 넘버 'Calcutta'를 비롯하여, 남국의 서정을 우아한 스트링으로 풀어낸 'Yellow Bird' 등 친숙한 스탠더드 멜로디들이 수록되어 있습니다. 탄력 있는 리듬 섹션 위에 얹힌 부드러운 브라스와 맑은 아코디언의 독주는 감상자의 마음에 맑고 청량한 휴식을 선물합니다.</w:t>
+        <w:t>전미 차트 1위를 기록했던 불멸의 히트곡 'Calcutta'의 경쾌한 핸드클랩과 청명한 건반 터치, 서정적인 트로피컬 무드를 자아내는 'Yellow Bird', 그리고 유려한 스트링과 아코디언의 독주가 노스탤지어를 자극하는 명곡 'Moon River' 등 스탠더드 넘버들이 웰크 특유의 투명하고 우아한 색채로 재탄생해 있습니다.</w:t>
       </w:r>
     </w:p>
     <w:p>
@@ -520,7 +539,7 @@
           <w:b w:val="0"/>
           <w:sz w:val="21"/>
         </w:rPr>
-        <w:t>진공관 앰프의 온기 어린 질감과 턴테이블의 아날로그 카트리지가 만났을 때 이 음반의 매력은 극대화됩니다. 관악기의 날카로움은 부드러운 벨벳처럼 순화되고, 현악기의 풍성한 잔향과 공간감이 입체적으로 펼쳐져 마치 1960년대 우아한 호텔 라운지 한가운데에서 라이브 연주를 마주하는 듯한 환상적인 사운드 스테이지를 선사합니다.</w:t>
+        <w:t>진공관 앰프의 온화한 배음과 12인치 페이퍼 콘 풀레인지 스피커를 매칭했을 때 본 음반의 진가가 드러납니다. 묵직한 베이스 라인 위로 부드럽게 얹히는 금관악기의 온기, 그리고 특유의 아날로그 질감으로 피어나는 아코디언의 숨결은 디지털 음원으로는 결코 재현할 수 없는 벨벳 같은 질감을 선사합니다.</w:t>
       </w:r>
     </w:p>
     <w:p>
@@ -551,7 +570,7 @@
           <w:b w:val="0"/>
           <w:sz w:val="21"/>
         </w:rPr>
-        <w:t>현대의 디지털 음원에서는 결코 흉내 낼 수 없는 빅밴드 오케스트라의 숨결과 따스한 시대적 온기가 박제된 음향 사료입니다. 팝과 클래식의 경계에서 편안하면서도 기품 있는 감상을 추구하는 애호가라면 반드시 서재의 LP 랙에 꽂아두어야 할 가치 있는 명반입니다.</w:t>
+        <w:t>미드센추리 모던(Mid-Century Modern) 시대의 찬란했던 대중문화적 유산이자, 당대 최고 수준의 스튜디오 레코딩 엔지니어링 기술이 포착해 낸 빅밴드 사운드의 진수를 간직하고 있어 빈티지 팝 및 이지리스닝 바이닐 컬렉터라면 필히 턴테이블 곁에 꽂아두어야 할 마스터피스입니다.</w:t>
       </w:r>
     </w:p>
     <w:p>
@@ -565,7 +584,7 @@
           <w:color w:val="4338CA"/>
           <w:sz w:val="21"/>
         </w:rPr>
-        <w:t>이 음반을 통해 반세기를 건너온 황금빛 선율이 가슴 한구석에 조용히 피워 올리는 순수한 미소와 전해주는 감동을 다시 한번 경험해 보시는 것은 어떨까요?</w:t>
+        <w:t>이 음반을 통해 아날로그 황금기가 빚어낸 순수하고 우아한 샴페인 선율이 지친 일상에 전해주는 감동을 다시 한번 경험해 보시는 것은 어떨까요?</w:t>
       </w:r>
     </w:p>
     <w:sectPr>
